--- a/LabWork8/lab8.docx
+++ b/LabWork8/lab8.docx
@@ -263,6 +263,7 @@
                 <w:color w:val="000000"/>
                 <w:sz w:val="18"/>
                 <w:szCs w:val="18"/>
+                <w:lang w:val="en-US"/>
               </w:rPr>
             </w:pPr>
             <w:r>
@@ -271,6 +272,7 @@
                 <w:color w:val="1F377F"/>
                 <w:sz w:val="18"/>
                 <w:szCs w:val="18"/>
+                <w:lang w:val="en-US"/>
               </w:rPr>
               <w:t>order</w:t>
             </w:r>
@@ -280,11 +282,18 @@
                 <w:color w:val="000000"/>
                 <w:sz w:val="18"/>
                 <w:szCs w:val="18"/>
+                <w:lang w:val="en-US"/>
               </w:rPr>
               <w:t>.Total &gt; 10000</w:t>
             </w:r>
           </w:p>
-          <w:p/>
+          <w:p>
+            <w:pPr>
+              <w:rPr>
+                <w:lang w:val="en-US"/>
+              </w:rPr>
+            </w:pPr>
+          </w:p>
           <w:p>
             <w:pPr>
               <w:pStyle w:val="HTML"/>
@@ -293,6 +302,7 @@
                 <w:color w:val="000000"/>
                 <w:sz w:val="18"/>
                 <w:szCs w:val="18"/>
+                <w:lang w:val="en-US"/>
               </w:rPr>
             </w:pPr>
             <w:r>
@@ -301,6 +311,7 @@
                 <w:color w:val="1F377F"/>
                 <w:sz w:val="18"/>
                 <w:szCs w:val="18"/>
+                <w:lang w:val="en-US"/>
               </w:rPr>
               <w:t>discount</w:t>
             </w:r>
@@ -310,6 +321,7 @@
                 <w:color w:val="000000"/>
                 <w:sz w:val="18"/>
                 <w:szCs w:val="18"/>
+                <w:lang w:val="en-US"/>
               </w:rPr>
               <w:t xml:space="preserve"> = </w:t>
             </w:r>
@@ -319,6 +331,7 @@
                 <w:color w:val="1F377F"/>
                 <w:sz w:val="18"/>
                 <w:szCs w:val="18"/>
+                <w:lang w:val="en-US"/>
               </w:rPr>
               <w:t>order</w:t>
             </w:r>
@@ -328,6 +341,7 @@
                 <w:color w:val="000000"/>
                 <w:sz w:val="18"/>
                 <w:szCs w:val="18"/>
+                <w:lang w:val="en-US"/>
               </w:rPr>
               <w:t>.Total * 0.1;</w:t>
             </w:r>
@@ -1320,16 +1334,6 @@
             <w:r>
               <w:rPr>
                 <w:rFonts w:ascii="Cascadia Mono" w:hAnsi="Cascadia Mono"/>
-                <w:color w:val="000000"/>
-                <w:sz w:val="18"/>
-                <w:szCs w:val="18"/>
-                <w:lang w:val="en-US"/>
-              </w:rPr>
-              <w:t xml:space="preserve">        </w:t>
-            </w:r>
-            <w:r>
-              <w:rPr>
-                <w:rFonts w:ascii="Cascadia Mono" w:hAnsi="Cascadia Mono"/>
                 <w:color w:val="0000FF"/>
                 <w:sz w:val="18"/>
                 <w:szCs w:val="18"/>
@@ -1382,16 +1386,6 @@
             <w:r>
               <w:rPr>
                 <w:rFonts w:ascii="Cascadia Mono" w:hAnsi="Cascadia Mono"/>
-                <w:color w:val="000000"/>
-                <w:sz w:val="18"/>
-                <w:szCs w:val="18"/>
-                <w:lang w:val="en-US"/>
-              </w:rPr>
-              <w:t xml:space="preserve">        </w:t>
-            </w:r>
-            <w:r>
-              <w:rPr>
-                <w:rFonts w:ascii="Cascadia Mono" w:hAnsi="Cascadia Mono"/>
                 <w:color w:val="0000FF"/>
                 <w:sz w:val="18"/>
                 <w:szCs w:val="18"/>
@@ -1449,7 +1443,7 @@
                 <w:szCs w:val="18"/>
                 <w:lang w:val="en-US"/>
               </w:rPr>
-              <w:t xml:space="preserve">        {</w:t>
+              <w:t>{</w:t>
             </w:r>
           </w:p>
           <w:p>
@@ -1471,7 +1465,7 @@
                 <w:szCs w:val="18"/>
                 <w:lang w:val="en-US"/>
               </w:rPr>
-              <w:t xml:space="preserve">            </w:t>
+              <w:t xml:space="preserve">   </w:t>
             </w:r>
             <w:r>
               <w:rPr>
@@ -1505,6 +1499,26 @@
                 <w:lang w:val="en-US"/>
               </w:rPr>
             </w:pPr>
+            <w:r>
+              <w:rPr>
+                <w:rFonts w:ascii="Cascadia Mono" w:hAnsi="Cascadia Mono"/>
+                <w:color w:val="000000"/>
+                <w:sz w:val="18"/>
+                <w:szCs w:val="18"/>
+                <w:lang w:val="en-US"/>
+              </w:rPr>
+              <w:t xml:space="preserve">   </w:t>
+            </w:r>
+            <w:r>
+              <w:rPr>
+                <w:rFonts w:ascii="Cascadia Mono" w:hAnsi="Cascadia Mono"/>
+                <w:color w:val="0000FF"/>
+                <w:sz w:val="18"/>
+                <w:szCs w:val="18"/>
+                <w:lang w:val="en-US"/>
+              </w:rPr>
+              <w:t>set</w:t>
+            </w:r>
           </w:p>
           <w:p>
             <w:pPr>
@@ -1525,7 +1539,49 @@
                 <w:szCs w:val="18"/>
                 <w:lang w:val="en-US"/>
               </w:rPr>
-              <w:t xml:space="preserve">            </w:t>
+              <w:t xml:space="preserve">   {</w:t>
+            </w:r>
+          </w:p>
+          <w:p>
+            <w:pPr>
+              <w:pStyle w:val="HTML"/>
+              <w:rPr>
+                <w:rFonts w:ascii="Cascadia Mono" w:hAnsi="Cascadia Mono"/>
+                <w:color w:val="000000"/>
+                <w:sz w:val="18"/>
+                <w:szCs w:val="18"/>
+                <w:lang w:val="en-US"/>
+              </w:rPr>
+            </w:pPr>
+            <w:r>
+              <w:rPr>
+                <w:rFonts w:ascii="Cascadia Mono" w:hAnsi="Cascadia Mono"/>
+                <w:color w:val="000000"/>
+                <w:sz w:val="18"/>
+                <w:szCs w:val="18"/>
+                <w:lang w:val="en-US"/>
+              </w:rPr>
+              <w:t xml:space="preserve">      </w:t>
+            </w:r>
+            <w:r>
+              <w:rPr>
+                <w:rFonts w:ascii="Cascadia Mono" w:hAnsi="Cascadia Mono"/>
+                <w:color w:val="8F08C4"/>
+                <w:sz w:val="18"/>
+                <w:szCs w:val="18"/>
+                <w:lang w:val="en-US"/>
+              </w:rPr>
+              <w:t>if</w:t>
+            </w:r>
+            <w:r>
+              <w:rPr>
+                <w:rFonts w:ascii="Cascadia Mono" w:hAnsi="Cascadia Mono"/>
+                <w:color w:val="000000"/>
+                <w:sz w:val="18"/>
+                <w:szCs w:val="18"/>
+                <w:lang w:val="en-US"/>
+              </w:rPr>
+              <w:t xml:space="preserve"> (!</w:t>
             </w:r>
             <w:r>
               <w:rPr>
@@ -1535,7 +1591,57 @@
                 <w:szCs w:val="18"/>
                 <w:lang w:val="en-US"/>
               </w:rPr>
-              <w:t>set</w:t>
+              <w:t>string</w:t>
+            </w:r>
+            <w:r>
+              <w:rPr>
+                <w:rFonts w:ascii="Cascadia Mono" w:hAnsi="Cascadia Mono"/>
+                <w:color w:val="000000"/>
+                <w:sz w:val="18"/>
+                <w:szCs w:val="18"/>
+                <w:lang w:val="en-US"/>
+              </w:rPr>
+              <w:t>.</w:t>
+            </w:r>
+            <w:r>
+              <w:rPr>
+                <w:rFonts w:ascii="Cascadia Mono" w:hAnsi="Cascadia Mono"/>
+                <w:color w:val="74531F"/>
+                <w:sz w:val="18"/>
+                <w:szCs w:val="18"/>
+                <w:lang w:val="en-US"/>
+              </w:rPr>
+              <w:t>IsNullOrEmpty</w:t>
+            </w:r>
+            <w:r>
+              <w:rPr>
+                <w:rFonts w:ascii="Cascadia Mono" w:hAnsi="Cascadia Mono"/>
+                <w:color w:val="000000"/>
+                <w:sz w:val="18"/>
+                <w:szCs w:val="18"/>
+                <w:lang w:val="en-US"/>
+              </w:rPr>
+              <w:t>(</w:t>
+            </w:r>
+            <w:r>
+              <w:rPr>
+                <w:rFonts w:ascii="Cascadia Mono" w:hAnsi="Cascadia Mono"/>
+                <w:color w:val="0000FF"/>
+                <w:sz w:val="18"/>
+                <w:szCs w:val="18"/>
+                <w:lang w:val="en-US"/>
+              </w:rPr>
+              <w:t>value</w:t>
+            </w:r>
+            <w:r>
+              <w:rPr>
+                <w:rFonts w:ascii="Cascadia Mono" w:hAnsi="Cascadia Mono"/>
+                <w:color w:val="000000"/>
+                <w:sz w:val="18"/>
+                <w:szCs w:val="18"/>
+                <w:lang w:val="en-US"/>
+              </w:rPr>
+              <w:t>))</w:t>
             </w:r>
           </w:p>
           <w:p>
@@ -1546,18 +1652,44 @@
                 <w:color w:val="000000"/>
                 <w:sz w:val="18"/>
                 <w:szCs w:val="18"/>
-                <w:lang w:val="en-US"/>
-              </w:rPr>
-            </w:pPr>
-            <w:r>
-              <w:rPr>
-                <w:rFonts w:ascii="Cascadia Mono" w:hAnsi="Cascadia Mono"/>
-                <w:color w:val="000000"/>
-                <w:sz w:val="18"/>
-                <w:szCs w:val="18"/>
-                <w:lang w:val="en-US"/>
-              </w:rPr>
-              <w:t xml:space="preserve">            {</w:t>
+              </w:rPr>
+            </w:pPr>
+            <w:r>
+              <w:rPr>
+                <w:rFonts w:ascii="Cascadia Mono" w:hAnsi="Cascadia Mono"/>
+                <w:color w:val="000000"/>
+                <w:sz w:val="18"/>
+                <w:szCs w:val="18"/>
+                <w:lang w:val="en-US"/>
+              </w:rPr>
+              <w:t xml:space="preserve">           </w:t>
+            </w:r>
+            <w:r>
+              <w:rPr>
+                <w:rFonts w:ascii="Cascadia Mono" w:hAnsi="Cascadia Mono"/>
+                <w:color w:val="000000"/>
+                <w:sz w:val="18"/>
+                <w:szCs w:val="18"/>
+              </w:rPr>
+              <w:t xml:space="preserve">name = </w:t>
+            </w:r>
+            <w:r>
+              <w:rPr>
+                <w:rFonts w:ascii="Cascadia Mono" w:hAnsi="Cascadia Mono"/>
+                <w:color w:val="0000FF"/>
+                <w:sz w:val="18"/>
+                <w:szCs w:val="18"/>
+              </w:rPr>
+              <w:t>value</w:t>
+            </w:r>
+            <w:r>
+              <w:rPr>
+                <w:rFonts w:ascii="Cascadia Mono" w:hAnsi="Cascadia Mono"/>
+                <w:color w:val="000000"/>
+                <w:sz w:val="18"/>
+                <w:szCs w:val="18"/>
+              </w:rPr>
+              <w:t>;</w:t>
             </w:r>
           </w:p>
           <w:p>
@@ -1568,98 +1700,25 @@
                 <w:color w:val="000000"/>
                 <w:sz w:val="18"/>
                 <w:szCs w:val="18"/>
-                <w:lang w:val="en-US"/>
-              </w:rPr>
-            </w:pPr>
-            <w:r>
-              <w:rPr>
-                <w:rFonts w:ascii="Cascadia Mono" w:hAnsi="Cascadia Mono"/>
-                <w:color w:val="000000"/>
-                <w:sz w:val="18"/>
-                <w:szCs w:val="18"/>
-                <w:lang w:val="en-US"/>
-              </w:rPr>
-              <w:t xml:space="preserve">                </w:t>
-            </w:r>
-            <w:r>
-              <w:rPr>
-                <w:rFonts w:ascii="Cascadia Mono" w:hAnsi="Cascadia Mono"/>
-                <w:color w:val="8F08C4"/>
-                <w:sz w:val="18"/>
-                <w:szCs w:val="18"/>
-                <w:lang w:val="en-US"/>
-              </w:rPr>
-              <w:t>if</w:t>
-            </w:r>
-            <w:r>
-              <w:rPr>
-                <w:rFonts w:ascii="Cascadia Mono" w:hAnsi="Cascadia Mono"/>
-                <w:color w:val="000000"/>
-                <w:sz w:val="18"/>
-                <w:szCs w:val="18"/>
-                <w:lang w:val="en-US"/>
-              </w:rPr>
-              <w:t xml:space="preserve"> (!</w:t>
-            </w:r>
-            <w:r>
-              <w:rPr>
-                <w:rFonts w:ascii="Cascadia Mono" w:hAnsi="Cascadia Mono"/>
-                <w:color w:val="0000FF"/>
-                <w:sz w:val="18"/>
-                <w:szCs w:val="18"/>
-                <w:lang w:val="en-US"/>
-              </w:rPr>
-              <w:t>string</w:t>
-            </w:r>
-            <w:r>
-              <w:rPr>
-                <w:rFonts w:ascii="Cascadia Mono" w:hAnsi="Cascadia Mono"/>
-                <w:color w:val="000000"/>
-                <w:sz w:val="18"/>
-                <w:szCs w:val="18"/>
-                <w:lang w:val="en-US"/>
-              </w:rPr>
-              <w:t>.</w:t>
-            </w:r>
-            <w:r>
-              <w:rPr>
-                <w:rFonts w:ascii="Cascadia Mono" w:hAnsi="Cascadia Mono"/>
-                <w:color w:val="74531F"/>
-                <w:sz w:val="18"/>
-                <w:szCs w:val="18"/>
-                <w:lang w:val="en-US"/>
-              </w:rPr>
-              <w:t>IsNullOrEmpty</w:t>
-            </w:r>
-            <w:r>
-              <w:rPr>
-                <w:rFonts w:ascii="Cascadia Mono" w:hAnsi="Cascadia Mono"/>
-                <w:color w:val="000000"/>
-                <w:sz w:val="18"/>
-                <w:szCs w:val="18"/>
-                <w:lang w:val="en-US"/>
-              </w:rPr>
-              <w:t>(</w:t>
-            </w:r>
-            <w:r>
-              <w:rPr>
-                <w:rFonts w:ascii="Cascadia Mono" w:hAnsi="Cascadia Mono"/>
-                <w:color w:val="0000FF"/>
-                <w:sz w:val="18"/>
-                <w:szCs w:val="18"/>
-                <w:lang w:val="en-US"/>
-              </w:rPr>
-              <w:t>value</w:t>
-            </w:r>
-            <w:r>
-              <w:rPr>
-                <w:rFonts w:ascii="Cascadia Mono" w:hAnsi="Cascadia Mono"/>
-                <w:color w:val="000000"/>
-                <w:sz w:val="18"/>
-                <w:szCs w:val="18"/>
-                <w:lang w:val="en-US"/>
-              </w:rPr>
-              <w:t>))</w:t>
+              </w:rPr>
+            </w:pPr>
+            <w:r>
+              <w:rPr>
+                <w:rFonts w:ascii="Cascadia Mono" w:hAnsi="Cascadia Mono"/>
+                <w:color w:val="000000"/>
+                <w:sz w:val="18"/>
+                <w:szCs w:val="18"/>
+              </w:rPr>
+              <w:t xml:space="preserve">   </w:t>
+            </w:r>
+            <w:r>
+              <w:rPr>
+                <w:rFonts w:ascii="Cascadia Mono" w:hAnsi="Cascadia Mono"/>
+                <w:color w:val="000000"/>
+                <w:sz w:val="18"/>
+                <w:szCs w:val="18"/>
+              </w:rPr>
+              <w:t>}</w:t>
             </w:r>
           </w:p>
           <w:p>
@@ -1678,77 +1737,8 @@
                 <w:color w:val="000000"/>
                 <w:sz w:val="18"/>
                 <w:szCs w:val="18"/>
-                <w:lang w:val="en-US"/>
-              </w:rPr>
-              <w:t xml:space="preserve">                    </w:t>
-            </w:r>
-            <w:r>
-              <w:rPr>
-                <w:rFonts w:ascii="Cascadia Mono" w:hAnsi="Cascadia Mono"/>
-                <w:color w:val="000000"/>
-                <w:sz w:val="18"/>
-                <w:szCs w:val="18"/>
-              </w:rPr>
-              <w:t xml:space="preserve">name = </w:t>
-            </w:r>
-            <w:r>
-              <w:rPr>
-                <w:rFonts w:ascii="Cascadia Mono" w:hAnsi="Cascadia Mono"/>
-                <w:color w:val="0000FF"/>
-                <w:sz w:val="18"/>
-                <w:szCs w:val="18"/>
-              </w:rPr>
-              <w:t>value</w:t>
-            </w:r>
-            <w:r>
-              <w:rPr>
-                <w:rFonts w:ascii="Cascadia Mono" w:hAnsi="Cascadia Mono"/>
-                <w:color w:val="000000"/>
-                <w:sz w:val="18"/>
-                <w:szCs w:val="18"/>
-              </w:rPr>
-              <w:t>;</w:t>
-            </w:r>
-          </w:p>
-          <w:p>
-            <w:pPr>
-              <w:pStyle w:val="HTML"/>
-              <w:rPr>
-                <w:rFonts w:ascii="Cascadia Mono" w:hAnsi="Cascadia Mono"/>
-                <w:color w:val="000000"/>
-                <w:sz w:val="18"/>
-                <w:szCs w:val="18"/>
-              </w:rPr>
-            </w:pPr>
-            <w:r>
-              <w:rPr>
-                <w:rFonts w:ascii="Cascadia Mono" w:hAnsi="Cascadia Mono"/>
-                <w:color w:val="000000"/>
-                <w:sz w:val="18"/>
-                <w:szCs w:val="18"/>
-              </w:rPr>
-              <w:lastRenderedPageBreak/>
-              <w:t xml:space="preserve">            }</w:t>
-            </w:r>
-          </w:p>
-          <w:p>
-            <w:pPr>
-              <w:pStyle w:val="HTML"/>
-              <w:rPr>
-                <w:rFonts w:ascii="Cascadia Mono" w:hAnsi="Cascadia Mono"/>
-                <w:color w:val="000000"/>
-                <w:sz w:val="18"/>
-                <w:szCs w:val="18"/>
-              </w:rPr>
-            </w:pPr>
-            <w:r>
-              <w:rPr>
-                <w:rFonts w:ascii="Cascadia Mono" w:hAnsi="Cascadia Mono"/>
-                <w:color w:val="000000"/>
-                <w:sz w:val="18"/>
-                <w:szCs w:val="18"/>
-              </w:rPr>
-              <w:t xml:space="preserve">        }</w:t>
+              </w:rPr>
+              <w:t>}</w:t>
             </w:r>
           </w:p>
         </w:tc>
@@ -2138,15 +2128,1517 @@
           <w:tcPr>
             <w:tcW w:w="5654" w:type="dxa"/>
           </w:tcPr>
-          <w:p/>
+          <w:p>
+            <w:pPr>
+              <w:tabs>
+                <w:tab w:val="left" w:pos="916"/>
+                <w:tab w:val="left" w:pos="1832"/>
+                <w:tab w:val="left" w:pos="2748"/>
+                <w:tab w:val="left" w:pos="3664"/>
+                <w:tab w:val="left" w:pos="4580"/>
+                <w:tab w:val="left" w:pos="5496"/>
+                <w:tab w:val="left" w:pos="6412"/>
+                <w:tab w:val="left" w:pos="7328"/>
+                <w:tab w:val="left" w:pos="8244"/>
+                <w:tab w:val="left" w:pos="9160"/>
+                <w:tab w:val="left" w:pos="10076"/>
+                <w:tab w:val="left" w:pos="10992"/>
+                <w:tab w:val="left" w:pos="11908"/>
+                <w:tab w:val="left" w:pos="12824"/>
+                <w:tab w:val="left" w:pos="13740"/>
+                <w:tab w:val="left" w:pos="14656"/>
+              </w:tabs>
+              <w:rPr>
+                <w:rFonts w:ascii="Cascadia Mono" w:eastAsia="Times New Roman" w:hAnsi="Cascadia Mono" w:cs="Courier New"/>
+                <w:color w:val="000000"/>
+                <w:sz w:val="18"/>
+                <w:szCs w:val="18"/>
+                <w:lang w:val="en-US" w:eastAsia="ru-RU"/>
+              </w:rPr>
+            </w:pPr>
+            <w:r>
+              <w:rPr>
+                <w:rFonts w:ascii="Cascadia Mono" w:eastAsia="Times New Roman" w:hAnsi="Cascadia Mono" w:cs="Courier New"/>
+                <w:color w:val="2B91AF"/>
+                <w:sz w:val="18"/>
+                <w:szCs w:val="18"/>
+                <w:lang w:val="en-US" w:eastAsia="ru-RU"/>
+              </w:rPr>
+              <w:t>Console</w:t>
+            </w:r>
+            <w:r>
+              <w:rPr>
+                <w:rFonts w:ascii="Cascadia Mono" w:eastAsia="Times New Roman" w:hAnsi="Cascadia Mono" w:cs="Courier New"/>
+                <w:color w:val="000000"/>
+                <w:sz w:val="18"/>
+                <w:szCs w:val="18"/>
+                <w:lang w:val="en-US" w:eastAsia="ru-RU"/>
+              </w:rPr>
+              <w:t>.</w:t>
+            </w:r>
+            <w:r>
+              <w:rPr>
+                <w:rFonts w:ascii="Cascadia Mono" w:eastAsia="Times New Roman" w:hAnsi="Cascadia Mono" w:cs="Courier New"/>
+                <w:color w:val="74531F"/>
+                <w:sz w:val="18"/>
+                <w:szCs w:val="18"/>
+                <w:lang w:val="en-US" w:eastAsia="ru-RU"/>
+              </w:rPr>
+              <w:t>WriteLine</w:t>
+            </w:r>
+            <w:r>
+              <w:rPr>
+                <w:rFonts w:ascii="Cascadia Mono" w:eastAsia="Times New Roman" w:hAnsi="Cascadia Mono" w:cs="Courier New"/>
+                <w:color w:val="000000"/>
+                <w:sz w:val="18"/>
+                <w:szCs w:val="18"/>
+                <w:lang w:val="en-US" w:eastAsia="ru-RU"/>
+              </w:rPr>
+              <w:t>(</w:t>
+            </w:r>
+            <w:r>
+              <w:rPr>
+                <w:rFonts w:ascii="Cascadia Mono" w:eastAsia="Times New Roman" w:hAnsi="Cascadia Mono" w:cs="Courier New"/>
+                <w:color w:val="A31515"/>
+                <w:sz w:val="18"/>
+                <w:szCs w:val="18"/>
+                <w:lang w:val="en-US" w:eastAsia="ru-RU"/>
+              </w:rPr>
+              <w:t>"Order Id: "</w:t>
+            </w:r>
+            <w:r>
+              <w:rPr>
+                <w:rFonts w:ascii="Cascadia Mono" w:eastAsia="Times New Roman" w:hAnsi="Cascadia Mono" w:cs="Courier New"/>
+                <w:color w:val="000000"/>
+                <w:sz w:val="18"/>
+                <w:szCs w:val="18"/>
+                <w:lang w:val="en-US" w:eastAsia="ru-RU"/>
+              </w:rPr>
+              <w:t xml:space="preserve"> + </w:t>
+            </w:r>
+            <w:r>
+              <w:rPr>
+                <w:rFonts w:ascii="Cascadia Mono" w:eastAsia="Times New Roman" w:hAnsi="Cascadia Mono" w:cs="Courier New"/>
+                <w:color w:val="1F377F"/>
+                <w:sz w:val="18"/>
+                <w:szCs w:val="18"/>
+                <w:lang w:val="en-US" w:eastAsia="ru-RU"/>
+              </w:rPr>
+              <w:t>order</w:t>
+            </w:r>
+            <w:r>
+              <w:rPr>
+                <w:rFonts w:ascii="Cascadia Mono" w:eastAsia="Times New Roman" w:hAnsi="Cascadia Mono" w:cs="Courier New"/>
+                <w:color w:val="000000"/>
+                <w:sz w:val="18"/>
+                <w:szCs w:val="18"/>
+                <w:lang w:val="en-US" w:eastAsia="ru-RU"/>
+              </w:rPr>
+              <w:t>.Id);</w:t>
+            </w:r>
+          </w:p>
+          <w:p>
+            <w:pPr>
+              <w:tabs>
+                <w:tab w:val="left" w:pos="916"/>
+                <w:tab w:val="left" w:pos="1832"/>
+                <w:tab w:val="left" w:pos="2748"/>
+                <w:tab w:val="left" w:pos="3664"/>
+                <w:tab w:val="left" w:pos="4580"/>
+                <w:tab w:val="left" w:pos="5496"/>
+                <w:tab w:val="left" w:pos="6412"/>
+                <w:tab w:val="left" w:pos="7328"/>
+                <w:tab w:val="left" w:pos="8244"/>
+                <w:tab w:val="left" w:pos="9160"/>
+                <w:tab w:val="left" w:pos="10076"/>
+                <w:tab w:val="left" w:pos="10992"/>
+                <w:tab w:val="left" w:pos="11908"/>
+                <w:tab w:val="left" w:pos="12824"/>
+                <w:tab w:val="left" w:pos="13740"/>
+                <w:tab w:val="left" w:pos="14656"/>
+              </w:tabs>
+              <w:rPr>
+                <w:rFonts w:ascii="Cascadia Mono" w:eastAsia="Times New Roman" w:hAnsi="Cascadia Mono" w:cs="Courier New"/>
+                <w:color w:val="000000"/>
+                <w:sz w:val="18"/>
+                <w:szCs w:val="18"/>
+                <w:lang w:val="en-US" w:eastAsia="ru-RU"/>
+              </w:rPr>
+            </w:pPr>
+            <w:r>
+              <w:rPr>
+                <w:rFonts w:ascii="Cascadia Mono" w:eastAsia="Times New Roman" w:hAnsi="Cascadia Mono" w:cs="Courier New"/>
+                <w:color w:val="2B91AF"/>
+                <w:sz w:val="18"/>
+                <w:szCs w:val="18"/>
+                <w:lang w:val="en-US" w:eastAsia="ru-RU"/>
+              </w:rPr>
+              <w:t>Console</w:t>
+            </w:r>
+            <w:r>
+              <w:rPr>
+                <w:rFonts w:ascii="Cascadia Mono" w:eastAsia="Times New Roman" w:hAnsi="Cascadia Mono" w:cs="Courier New"/>
+                <w:color w:val="000000"/>
+                <w:sz w:val="18"/>
+                <w:szCs w:val="18"/>
+                <w:lang w:val="en-US" w:eastAsia="ru-RU"/>
+              </w:rPr>
+              <w:t>.</w:t>
+            </w:r>
+            <w:r>
+              <w:rPr>
+                <w:rFonts w:ascii="Cascadia Mono" w:eastAsia="Times New Roman" w:hAnsi="Cascadia Mono" w:cs="Courier New"/>
+                <w:color w:val="74531F"/>
+                <w:sz w:val="18"/>
+                <w:szCs w:val="18"/>
+                <w:lang w:val="en-US" w:eastAsia="ru-RU"/>
+              </w:rPr>
+              <w:t>WriteLine</w:t>
+            </w:r>
+            <w:r>
+              <w:rPr>
+                <w:rFonts w:ascii="Cascadia Mono" w:eastAsia="Times New Roman" w:hAnsi="Cascadia Mono" w:cs="Courier New"/>
+                <w:color w:val="000000"/>
+                <w:sz w:val="18"/>
+                <w:szCs w:val="18"/>
+                <w:lang w:val="en-US" w:eastAsia="ru-RU"/>
+              </w:rPr>
+              <w:t>(</w:t>
+            </w:r>
+            <w:r>
+              <w:rPr>
+                <w:rFonts w:ascii="Cascadia Mono" w:eastAsia="Times New Roman" w:hAnsi="Cascadia Mono" w:cs="Courier New"/>
+                <w:color w:val="A31515"/>
+                <w:sz w:val="18"/>
+                <w:szCs w:val="18"/>
+                <w:lang w:val="en-US" w:eastAsia="ru-RU"/>
+              </w:rPr>
+              <w:t>"Total: "</w:t>
+            </w:r>
+            <w:r>
+              <w:rPr>
+                <w:rFonts w:ascii="Cascadia Mono" w:eastAsia="Times New Roman" w:hAnsi="Cascadia Mono" w:cs="Courier New"/>
+                <w:color w:val="000000"/>
+                <w:sz w:val="18"/>
+                <w:szCs w:val="18"/>
+                <w:lang w:val="en-US" w:eastAsia="ru-RU"/>
+              </w:rPr>
+              <w:t xml:space="preserve"> + </w:t>
+            </w:r>
+            <w:r>
+              <w:rPr>
+                <w:rFonts w:ascii="Cascadia Mono" w:eastAsia="Times New Roman" w:hAnsi="Cascadia Mono" w:cs="Courier New"/>
+                <w:color w:val="1F377F"/>
+                <w:sz w:val="18"/>
+                <w:szCs w:val="18"/>
+                <w:lang w:val="en-US" w:eastAsia="ru-RU"/>
+              </w:rPr>
+              <w:t>order</w:t>
+            </w:r>
+            <w:r>
+              <w:rPr>
+                <w:rFonts w:ascii="Cascadia Mono" w:eastAsia="Times New Roman" w:hAnsi="Cascadia Mono" w:cs="Courier New"/>
+                <w:color w:val="000000"/>
+                <w:sz w:val="18"/>
+                <w:szCs w:val="18"/>
+                <w:lang w:val="en-US" w:eastAsia="ru-RU"/>
+              </w:rPr>
+              <w:t>.Total);</w:t>
+            </w:r>
+          </w:p>
+          <w:p>
+            <w:pPr>
+              <w:tabs>
+                <w:tab w:val="left" w:pos="916"/>
+                <w:tab w:val="left" w:pos="1832"/>
+                <w:tab w:val="left" w:pos="2748"/>
+                <w:tab w:val="left" w:pos="3664"/>
+                <w:tab w:val="left" w:pos="4580"/>
+                <w:tab w:val="left" w:pos="5496"/>
+                <w:tab w:val="left" w:pos="6412"/>
+                <w:tab w:val="left" w:pos="7328"/>
+                <w:tab w:val="left" w:pos="8244"/>
+                <w:tab w:val="left" w:pos="9160"/>
+                <w:tab w:val="left" w:pos="10076"/>
+                <w:tab w:val="left" w:pos="10992"/>
+                <w:tab w:val="left" w:pos="11908"/>
+                <w:tab w:val="left" w:pos="12824"/>
+                <w:tab w:val="left" w:pos="13740"/>
+                <w:tab w:val="left" w:pos="14656"/>
+              </w:tabs>
+              <w:rPr>
+                <w:rFonts w:ascii="Cascadia Mono" w:eastAsia="Times New Roman" w:hAnsi="Cascadia Mono" w:cs="Courier New"/>
+                <w:color w:val="000000"/>
+                <w:sz w:val="18"/>
+                <w:szCs w:val="18"/>
+                <w:lang w:eastAsia="ru-RU"/>
+              </w:rPr>
+            </w:pPr>
+            <w:r>
+              <w:rPr>
+                <w:rFonts w:ascii="Cascadia Mono" w:eastAsia="Times New Roman" w:hAnsi="Cascadia Mono" w:cs="Courier New"/>
+                <w:color w:val="2B91AF"/>
+                <w:sz w:val="18"/>
+                <w:szCs w:val="18"/>
+                <w:lang w:val="en-US" w:eastAsia="ru-RU"/>
+              </w:rPr>
+              <w:t>Console</w:t>
+            </w:r>
+            <w:r>
+              <w:rPr>
+                <w:rFonts w:ascii="Cascadia Mono" w:eastAsia="Times New Roman" w:hAnsi="Cascadia Mono" w:cs="Courier New"/>
+                <w:color w:val="000000"/>
+                <w:sz w:val="18"/>
+                <w:szCs w:val="18"/>
+                <w:lang w:val="en-US" w:eastAsia="ru-RU"/>
+              </w:rPr>
+              <w:t>.</w:t>
+            </w:r>
+            <w:r>
+              <w:rPr>
+                <w:rFonts w:ascii="Cascadia Mono" w:eastAsia="Times New Roman" w:hAnsi="Cascadia Mono" w:cs="Courier New"/>
+                <w:color w:val="74531F"/>
+                <w:sz w:val="18"/>
+                <w:szCs w:val="18"/>
+                <w:lang w:val="en-US" w:eastAsia="ru-RU"/>
+              </w:rPr>
+              <w:t>WriteLine</w:t>
+            </w:r>
+            <w:r>
+              <w:rPr>
+                <w:rFonts w:ascii="Cascadia Mono" w:eastAsia="Times New Roman" w:hAnsi="Cascadia Mono" w:cs="Courier New"/>
+                <w:color w:val="000000"/>
+                <w:sz w:val="18"/>
+                <w:szCs w:val="18"/>
+                <w:lang w:val="en-US" w:eastAsia="ru-RU"/>
+              </w:rPr>
+              <w:t>(</w:t>
+            </w:r>
+            <w:r>
+              <w:rPr>
+                <w:rFonts w:ascii="Cascadia Mono" w:eastAsia="Times New Roman" w:hAnsi="Cascadia Mono" w:cs="Courier New"/>
+                <w:color w:val="A31515"/>
+                <w:sz w:val="18"/>
+                <w:szCs w:val="18"/>
+                <w:lang w:val="en-US" w:eastAsia="ru-RU"/>
+              </w:rPr>
+              <w:t>"Express Shipping: "</w:t>
+            </w:r>
+            <w:r>
+              <w:rPr>
+                <w:rFonts w:ascii="Cascadia Mono" w:eastAsia="Times New Roman" w:hAnsi="Cascadia Mono" w:cs="Courier New"/>
+                <w:color w:val="000000"/>
+                <w:sz w:val="18"/>
+                <w:szCs w:val="18"/>
+                <w:lang w:val="en-US" w:eastAsia="ru-RU"/>
+              </w:rPr>
+              <w:t xml:space="preserve"> + (</w:t>
+            </w:r>
+            <w:r>
+              <w:rPr>
+                <w:rFonts w:ascii="Cascadia Mono" w:eastAsia="Times New Roman" w:hAnsi="Cascadia Mono" w:cs="Courier New"/>
+                <w:color w:val="1F377F"/>
+                <w:sz w:val="18"/>
+                <w:szCs w:val="18"/>
+                <w:lang w:val="en-US" w:eastAsia="ru-RU"/>
+              </w:rPr>
+              <w:t>order</w:t>
+            </w:r>
+            <w:r>
+              <w:rPr>
+                <w:rFonts w:ascii="Cascadia Mono" w:eastAsia="Times New Roman" w:hAnsi="Cascadia Mono" w:cs="Courier New"/>
+                <w:color w:val="000000"/>
+                <w:sz w:val="18"/>
+                <w:szCs w:val="18"/>
+                <w:lang w:val="en-US" w:eastAsia="ru-RU"/>
+              </w:rPr>
+              <w:t xml:space="preserve">.IsExpress ? </w:t>
+            </w:r>
+            <w:r>
+              <w:rPr>
+                <w:rFonts w:ascii="Cascadia Mono" w:eastAsia="Times New Roman" w:hAnsi="Cascadia Mono" w:cs="Courier New"/>
+                <w:color w:val="A31515"/>
+                <w:sz w:val="18"/>
+                <w:szCs w:val="18"/>
+                <w:lang w:eastAsia="ru-RU"/>
+              </w:rPr>
+              <w:t>"Yes"</w:t>
+            </w:r>
+            <w:r>
+              <w:rPr>
+                <w:rFonts w:ascii="Cascadia Mono" w:eastAsia="Times New Roman" w:hAnsi="Cascadia Mono" w:cs="Courier New"/>
+                <w:color w:val="000000"/>
+                <w:sz w:val="18"/>
+                <w:szCs w:val="18"/>
+                <w:lang w:eastAsia="ru-RU"/>
+              </w:rPr>
+              <w:t xml:space="preserve"> : </w:t>
+            </w:r>
+            <w:r>
+              <w:rPr>
+                <w:rFonts w:ascii="Cascadia Mono" w:eastAsia="Times New Roman" w:hAnsi="Cascadia Mono" w:cs="Courier New"/>
+                <w:color w:val="A31515"/>
+                <w:sz w:val="18"/>
+                <w:szCs w:val="18"/>
+                <w:lang w:eastAsia="ru-RU"/>
+              </w:rPr>
+              <w:t>"No"</w:t>
+            </w:r>
+            <w:r>
+              <w:rPr>
+                <w:rFonts w:ascii="Cascadia Mono" w:eastAsia="Times New Roman" w:hAnsi="Cascadia Mono" w:cs="Courier New"/>
+                <w:color w:val="000000"/>
+                <w:sz w:val="18"/>
+                <w:szCs w:val="18"/>
+                <w:lang w:eastAsia="ru-RU"/>
+              </w:rPr>
+              <w:t>));</w:t>
+            </w:r>
+          </w:p>
+          <w:p>
+            <w:pPr>
+              <w:rPr>
+                <w:lang w:val="en-US"/>
+              </w:rPr>
+            </w:pPr>
+          </w:p>
         </w:tc>
         <w:tc>
           <w:tcPr>
             <w:tcW w:w="5529" w:type="dxa"/>
           </w:tcPr>
           <w:p>
-            <w:bookmarkStart w:id="0" w:name="_GoBack"/>
-            <w:bookmarkEnd w:id="0"/>
+            <w:pPr>
+              <w:pStyle w:val="HTML"/>
+              <w:rPr>
+                <w:rFonts w:ascii="Cascadia Mono" w:hAnsi="Cascadia Mono"/>
+                <w:color w:val="000000"/>
+                <w:sz w:val="18"/>
+                <w:szCs w:val="18"/>
+                <w:lang w:val="en-US"/>
+              </w:rPr>
+            </w:pPr>
+            <w:r>
+              <w:rPr>
+                <w:rFonts w:ascii="Cascadia Mono" w:hAnsi="Cascadia Mono"/>
+                <w:color w:val="0000FF"/>
+                <w:sz w:val="18"/>
+                <w:szCs w:val="18"/>
+                <w:lang w:val="en-US"/>
+              </w:rPr>
+              <w:t>private</w:t>
+            </w:r>
+            <w:r>
+              <w:rPr>
+                <w:rFonts w:ascii="Cascadia Mono" w:hAnsi="Cascadia Mono"/>
+                <w:color w:val="000000"/>
+                <w:sz w:val="18"/>
+                <w:szCs w:val="18"/>
+                <w:lang w:val="en-US"/>
+              </w:rPr>
+              <w:t xml:space="preserve"> </w:t>
+            </w:r>
+            <w:r>
+              <w:rPr>
+                <w:rFonts w:ascii="Cascadia Mono" w:hAnsi="Cascadia Mono"/>
+                <w:color w:val="0000FF"/>
+                <w:sz w:val="18"/>
+                <w:szCs w:val="18"/>
+                <w:lang w:val="en-US"/>
+              </w:rPr>
+              <w:t>static</w:t>
+            </w:r>
+            <w:r>
+              <w:rPr>
+                <w:rFonts w:ascii="Cascadia Mono" w:hAnsi="Cascadia Mono"/>
+                <w:color w:val="000000"/>
+                <w:sz w:val="18"/>
+                <w:szCs w:val="18"/>
+                <w:lang w:val="en-US"/>
+              </w:rPr>
+              <w:t xml:space="preserve"> </w:t>
+            </w:r>
+            <w:r>
+              <w:rPr>
+                <w:rFonts w:ascii="Cascadia Mono" w:hAnsi="Cascadia Mono"/>
+                <w:color w:val="0000FF"/>
+                <w:sz w:val="18"/>
+                <w:szCs w:val="18"/>
+                <w:lang w:val="en-US"/>
+              </w:rPr>
+              <w:t>void</w:t>
+            </w:r>
+            <w:r>
+              <w:rPr>
+                <w:rFonts w:ascii="Cascadia Mono" w:hAnsi="Cascadia Mono"/>
+                <w:color w:val="000000"/>
+                <w:sz w:val="18"/>
+                <w:szCs w:val="18"/>
+                <w:lang w:val="en-US"/>
+              </w:rPr>
+              <w:t xml:space="preserve"> </w:t>
+            </w:r>
+            <w:r>
+              <w:rPr>
+                <w:rFonts w:ascii="Cascadia Mono" w:hAnsi="Cascadia Mono"/>
+                <w:color w:val="74531F"/>
+                <w:sz w:val="18"/>
+                <w:szCs w:val="18"/>
+                <w:lang w:val="en-US"/>
+              </w:rPr>
+              <w:t>PrintOrderId</w:t>
+            </w:r>
+            <w:r>
+              <w:rPr>
+                <w:rFonts w:ascii="Cascadia Mono" w:hAnsi="Cascadia Mono"/>
+                <w:color w:val="000000"/>
+                <w:sz w:val="18"/>
+                <w:szCs w:val="18"/>
+                <w:lang w:val="en-US"/>
+              </w:rPr>
+              <w:t>(</w:t>
+            </w:r>
+            <w:r>
+              <w:rPr>
+                <w:rFonts w:ascii="Cascadia Mono" w:hAnsi="Cascadia Mono"/>
+                <w:color w:val="2B91AF"/>
+                <w:sz w:val="18"/>
+                <w:szCs w:val="18"/>
+                <w:lang w:val="en-US"/>
+              </w:rPr>
+              <w:t>Order</w:t>
+            </w:r>
+            <w:r>
+              <w:rPr>
+                <w:rFonts w:ascii="Cascadia Mono" w:hAnsi="Cascadia Mono"/>
+                <w:color w:val="000000"/>
+                <w:sz w:val="18"/>
+                <w:szCs w:val="18"/>
+                <w:lang w:val="en-US"/>
+              </w:rPr>
+              <w:t xml:space="preserve">? </w:t>
+            </w:r>
+            <w:r>
+              <w:rPr>
+                <w:rFonts w:ascii="Cascadia Mono" w:hAnsi="Cascadia Mono"/>
+                <w:color w:val="1F377F"/>
+                <w:sz w:val="18"/>
+                <w:szCs w:val="18"/>
+                <w:lang w:val="en-US"/>
+              </w:rPr>
+              <w:t>order</w:t>
+            </w:r>
+            <w:r>
+              <w:rPr>
+                <w:rFonts w:ascii="Cascadia Mono" w:hAnsi="Cascadia Mono"/>
+                <w:color w:val="000000"/>
+                <w:sz w:val="18"/>
+                <w:szCs w:val="18"/>
+                <w:lang w:val="en-US"/>
+              </w:rPr>
+              <w:t>)</w:t>
+            </w:r>
+            <w:r>
+              <w:rPr>
+                <w:rFonts w:ascii="Cascadia Mono" w:hAnsi="Cascadia Mono"/>
+                <w:color w:val="000000"/>
+                <w:sz w:val="18"/>
+                <w:szCs w:val="18"/>
+                <w:lang w:val="en-US"/>
+              </w:rPr>
+              <w:t xml:space="preserve"> </w:t>
+            </w:r>
+            <w:r>
+              <w:rPr>
+                <w:rFonts w:ascii="Cascadia Mono" w:hAnsi="Cascadia Mono"/>
+                <w:color w:val="000000"/>
+                <w:sz w:val="18"/>
+                <w:szCs w:val="18"/>
+                <w:lang w:val="en-US"/>
+              </w:rPr>
+              <w:t>=&gt;</w:t>
+            </w:r>
+          </w:p>
+          <w:p>
+            <w:pPr>
+              <w:tabs>
+                <w:tab w:val="left" w:pos="916"/>
+                <w:tab w:val="left" w:pos="1832"/>
+                <w:tab w:val="left" w:pos="2748"/>
+                <w:tab w:val="left" w:pos="3664"/>
+                <w:tab w:val="left" w:pos="4580"/>
+                <w:tab w:val="left" w:pos="5496"/>
+                <w:tab w:val="left" w:pos="6412"/>
+                <w:tab w:val="left" w:pos="7328"/>
+                <w:tab w:val="left" w:pos="8244"/>
+                <w:tab w:val="left" w:pos="9160"/>
+                <w:tab w:val="left" w:pos="10076"/>
+                <w:tab w:val="left" w:pos="10992"/>
+                <w:tab w:val="left" w:pos="11908"/>
+                <w:tab w:val="left" w:pos="12824"/>
+                <w:tab w:val="left" w:pos="13740"/>
+                <w:tab w:val="left" w:pos="14656"/>
+              </w:tabs>
+              <w:rPr>
+                <w:rFonts w:ascii="Cascadia Mono" w:eastAsia="Times New Roman" w:hAnsi="Cascadia Mono" w:cs="Courier New"/>
+                <w:color w:val="000000"/>
+                <w:sz w:val="18"/>
+                <w:szCs w:val="18"/>
+                <w:lang w:val="en-US" w:eastAsia="ru-RU"/>
+              </w:rPr>
+            </w:pPr>
+            <w:r>
+              <w:rPr>
+                <w:rFonts w:ascii="Cascadia Mono" w:eastAsia="Times New Roman" w:hAnsi="Cascadia Mono" w:cs="Courier New"/>
+                <w:color w:val="000000"/>
+                <w:sz w:val="18"/>
+                <w:szCs w:val="18"/>
+                <w:lang w:val="en-US" w:eastAsia="ru-RU"/>
+              </w:rPr>
+              <w:t xml:space="preserve"> </w:t>
+            </w:r>
+            <w:r>
+              <w:rPr>
+                <w:rFonts w:ascii="Cascadia Mono" w:eastAsia="Times New Roman" w:hAnsi="Cascadia Mono" w:cs="Courier New"/>
+                <w:color w:val="2B91AF"/>
+                <w:sz w:val="18"/>
+                <w:szCs w:val="18"/>
+                <w:lang w:val="en-US" w:eastAsia="ru-RU"/>
+              </w:rPr>
+              <w:t>Console</w:t>
+            </w:r>
+            <w:r>
+              <w:rPr>
+                <w:rFonts w:ascii="Cascadia Mono" w:eastAsia="Times New Roman" w:hAnsi="Cascadia Mono" w:cs="Courier New"/>
+                <w:color w:val="000000"/>
+                <w:sz w:val="18"/>
+                <w:szCs w:val="18"/>
+                <w:lang w:val="en-US" w:eastAsia="ru-RU"/>
+              </w:rPr>
+              <w:t>.</w:t>
+            </w:r>
+            <w:r>
+              <w:rPr>
+                <w:rFonts w:ascii="Cascadia Mono" w:eastAsia="Times New Roman" w:hAnsi="Cascadia Mono" w:cs="Courier New"/>
+                <w:color w:val="74531F"/>
+                <w:sz w:val="18"/>
+                <w:szCs w:val="18"/>
+                <w:lang w:val="en-US" w:eastAsia="ru-RU"/>
+              </w:rPr>
+              <w:t>WriteLine</w:t>
+            </w:r>
+            <w:r>
+              <w:rPr>
+                <w:rFonts w:ascii="Cascadia Mono" w:eastAsia="Times New Roman" w:hAnsi="Cascadia Mono" w:cs="Courier New"/>
+                <w:color w:val="000000"/>
+                <w:sz w:val="18"/>
+                <w:szCs w:val="18"/>
+                <w:lang w:val="en-US" w:eastAsia="ru-RU"/>
+              </w:rPr>
+              <w:t>(</w:t>
+            </w:r>
+            <w:r>
+              <w:rPr>
+                <w:rFonts w:ascii="Cascadia Mono" w:eastAsia="Times New Roman" w:hAnsi="Cascadia Mono" w:cs="Courier New"/>
+                <w:color w:val="A31515"/>
+                <w:sz w:val="18"/>
+                <w:szCs w:val="18"/>
+                <w:lang w:val="en-US" w:eastAsia="ru-RU"/>
+              </w:rPr>
+              <w:t>"Order Id: "</w:t>
+            </w:r>
+            <w:r>
+              <w:rPr>
+                <w:rFonts w:ascii="Cascadia Mono" w:eastAsia="Times New Roman" w:hAnsi="Cascadia Mono" w:cs="Courier New"/>
+                <w:color w:val="000000"/>
+                <w:sz w:val="18"/>
+                <w:szCs w:val="18"/>
+                <w:lang w:val="en-US" w:eastAsia="ru-RU"/>
+              </w:rPr>
+              <w:t xml:space="preserve"> + </w:t>
+            </w:r>
+            <w:r>
+              <w:rPr>
+                <w:rFonts w:ascii="Cascadia Mono" w:eastAsia="Times New Roman" w:hAnsi="Cascadia Mono" w:cs="Courier New"/>
+                <w:color w:val="1F377F"/>
+                <w:sz w:val="18"/>
+                <w:szCs w:val="18"/>
+                <w:lang w:val="en-US" w:eastAsia="ru-RU"/>
+              </w:rPr>
+              <w:t>order</w:t>
+            </w:r>
+            <w:r>
+              <w:rPr>
+                <w:rFonts w:ascii="Cascadia Mono" w:eastAsia="Times New Roman" w:hAnsi="Cascadia Mono" w:cs="Courier New"/>
+                <w:color w:val="000000"/>
+                <w:sz w:val="18"/>
+                <w:szCs w:val="18"/>
+                <w:lang w:val="en-US" w:eastAsia="ru-RU"/>
+              </w:rPr>
+              <w:t>.Id);</w:t>
+            </w:r>
+          </w:p>
+          <w:p>
+            <w:pPr>
+              <w:tabs>
+                <w:tab w:val="left" w:pos="916"/>
+                <w:tab w:val="left" w:pos="1832"/>
+                <w:tab w:val="left" w:pos="2748"/>
+                <w:tab w:val="left" w:pos="3664"/>
+                <w:tab w:val="left" w:pos="4580"/>
+                <w:tab w:val="left" w:pos="5496"/>
+                <w:tab w:val="left" w:pos="6412"/>
+                <w:tab w:val="left" w:pos="7328"/>
+                <w:tab w:val="left" w:pos="8244"/>
+                <w:tab w:val="left" w:pos="9160"/>
+                <w:tab w:val="left" w:pos="10076"/>
+                <w:tab w:val="left" w:pos="10992"/>
+                <w:tab w:val="left" w:pos="11908"/>
+                <w:tab w:val="left" w:pos="12824"/>
+                <w:tab w:val="left" w:pos="13740"/>
+                <w:tab w:val="left" w:pos="14656"/>
+              </w:tabs>
+              <w:rPr>
+                <w:rFonts w:ascii="Cascadia Mono" w:eastAsia="Times New Roman" w:hAnsi="Cascadia Mono" w:cs="Courier New"/>
+                <w:color w:val="000000"/>
+                <w:sz w:val="18"/>
+                <w:szCs w:val="18"/>
+                <w:lang w:val="en-US" w:eastAsia="ru-RU"/>
+              </w:rPr>
+            </w:pPr>
+          </w:p>
+          <w:p>
+            <w:pPr>
+              <w:pStyle w:val="HTML"/>
+              <w:rPr>
+                <w:rFonts w:ascii="Cascadia Mono" w:hAnsi="Cascadia Mono"/>
+                <w:color w:val="000000"/>
+                <w:sz w:val="18"/>
+                <w:szCs w:val="18"/>
+                <w:lang w:val="en-US"/>
+              </w:rPr>
+            </w:pPr>
+            <w:r>
+              <w:rPr>
+                <w:rFonts w:ascii="Cascadia Mono" w:hAnsi="Cascadia Mono"/>
+                <w:color w:val="0000FF"/>
+                <w:sz w:val="18"/>
+                <w:szCs w:val="18"/>
+                <w:lang w:val="en-US"/>
+              </w:rPr>
+              <w:t>private</w:t>
+            </w:r>
+            <w:r>
+              <w:rPr>
+                <w:rFonts w:ascii="Cascadia Mono" w:hAnsi="Cascadia Mono"/>
+                <w:color w:val="000000"/>
+                <w:sz w:val="18"/>
+                <w:szCs w:val="18"/>
+                <w:lang w:val="en-US"/>
+              </w:rPr>
+              <w:t xml:space="preserve"> </w:t>
+            </w:r>
+            <w:r>
+              <w:rPr>
+                <w:rFonts w:ascii="Cascadia Mono" w:hAnsi="Cascadia Mono"/>
+                <w:color w:val="0000FF"/>
+                <w:sz w:val="18"/>
+                <w:szCs w:val="18"/>
+                <w:lang w:val="en-US"/>
+              </w:rPr>
+              <w:t>static</w:t>
+            </w:r>
+            <w:r>
+              <w:rPr>
+                <w:rFonts w:ascii="Cascadia Mono" w:hAnsi="Cascadia Mono"/>
+                <w:color w:val="000000"/>
+                <w:sz w:val="18"/>
+                <w:szCs w:val="18"/>
+                <w:lang w:val="en-US"/>
+              </w:rPr>
+              <w:t xml:space="preserve"> </w:t>
+            </w:r>
+            <w:r>
+              <w:rPr>
+                <w:rFonts w:ascii="Cascadia Mono" w:hAnsi="Cascadia Mono"/>
+                <w:color w:val="0000FF"/>
+                <w:sz w:val="18"/>
+                <w:szCs w:val="18"/>
+                <w:lang w:val="en-US"/>
+              </w:rPr>
+              <w:t>void</w:t>
+            </w:r>
+            <w:r>
+              <w:rPr>
+                <w:rFonts w:ascii="Cascadia Mono" w:hAnsi="Cascadia Mono"/>
+                <w:color w:val="000000"/>
+                <w:sz w:val="18"/>
+                <w:szCs w:val="18"/>
+                <w:lang w:val="en-US"/>
+              </w:rPr>
+              <w:t xml:space="preserve"> </w:t>
+            </w:r>
+            <w:r>
+              <w:rPr>
+                <w:rFonts w:ascii="Cascadia Mono" w:hAnsi="Cascadia Mono"/>
+                <w:color w:val="74531F"/>
+                <w:sz w:val="18"/>
+                <w:szCs w:val="18"/>
+                <w:lang w:val="en-US"/>
+              </w:rPr>
+              <w:t>PrintTotal</w:t>
+            </w:r>
+            <w:r>
+              <w:rPr>
+                <w:rFonts w:ascii="Cascadia Mono" w:hAnsi="Cascadia Mono"/>
+                <w:color w:val="000000"/>
+                <w:sz w:val="18"/>
+                <w:szCs w:val="18"/>
+                <w:lang w:val="en-US"/>
+              </w:rPr>
+              <w:t>(</w:t>
+            </w:r>
+            <w:r>
+              <w:rPr>
+                <w:rFonts w:ascii="Cascadia Mono" w:hAnsi="Cascadia Mono"/>
+                <w:color w:val="2B91AF"/>
+                <w:sz w:val="18"/>
+                <w:szCs w:val="18"/>
+                <w:lang w:val="en-US"/>
+              </w:rPr>
+              <w:t>Order</w:t>
+            </w:r>
+            <w:r>
+              <w:rPr>
+                <w:rFonts w:ascii="Cascadia Mono" w:hAnsi="Cascadia Mono"/>
+                <w:color w:val="000000"/>
+                <w:sz w:val="18"/>
+                <w:szCs w:val="18"/>
+                <w:lang w:val="en-US"/>
+              </w:rPr>
+              <w:t xml:space="preserve">? </w:t>
+            </w:r>
+            <w:r>
+              <w:rPr>
+                <w:rFonts w:ascii="Cascadia Mono" w:hAnsi="Cascadia Mono"/>
+                <w:color w:val="1F377F"/>
+                <w:sz w:val="18"/>
+                <w:szCs w:val="18"/>
+                <w:lang w:val="en-US"/>
+              </w:rPr>
+              <w:t>order</w:t>
+            </w:r>
+            <w:r>
+              <w:rPr>
+                <w:rFonts w:ascii="Cascadia Mono" w:hAnsi="Cascadia Mono"/>
+                <w:color w:val="000000"/>
+                <w:sz w:val="18"/>
+                <w:szCs w:val="18"/>
+                <w:lang w:val="en-US"/>
+              </w:rPr>
+              <w:t>)</w:t>
+            </w:r>
+            <w:r>
+              <w:rPr>
+                <w:rFonts w:ascii="Cascadia Mono" w:hAnsi="Cascadia Mono"/>
+                <w:color w:val="000000"/>
+                <w:sz w:val="18"/>
+                <w:szCs w:val="18"/>
+                <w:lang w:val="en-US"/>
+              </w:rPr>
+              <w:t xml:space="preserve"> </w:t>
+            </w:r>
+            <w:r>
+              <w:rPr>
+                <w:rFonts w:ascii="Cascadia Mono" w:hAnsi="Cascadia Mono"/>
+                <w:color w:val="000000"/>
+                <w:sz w:val="18"/>
+                <w:szCs w:val="18"/>
+                <w:lang w:val="en-US"/>
+              </w:rPr>
+              <w:t>=&gt;</w:t>
+            </w:r>
+          </w:p>
+          <w:p>
+            <w:pPr>
+              <w:pStyle w:val="HTML"/>
+              <w:rPr>
+                <w:rFonts w:ascii="Cascadia Mono" w:hAnsi="Cascadia Mono"/>
+                <w:color w:val="000000"/>
+                <w:sz w:val="18"/>
+                <w:szCs w:val="18"/>
+                <w:lang w:val="en-US"/>
+              </w:rPr>
+            </w:pPr>
+            <w:r>
+              <w:rPr>
+                <w:rFonts w:ascii="Cascadia Mono" w:hAnsi="Cascadia Mono"/>
+                <w:color w:val="000000"/>
+                <w:sz w:val="18"/>
+                <w:szCs w:val="18"/>
+                <w:lang w:val="en-US"/>
+              </w:rPr>
+              <w:t xml:space="preserve"> </w:t>
+            </w:r>
+            <w:r>
+              <w:rPr>
+                <w:rFonts w:ascii="Cascadia Mono" w:hAnsi="Cascadia Mono"/>
+                <w:color w:val="2B91AF"/>
+                <w:sz w:val="18"/>
+                <w:szCs w:val="18"/>
+                <w:lang w:val="en-US"/>
+              </w:rPr>
+              <w:t>Console</w:t>
+            </w:r>
+            <w:r>
+              <w:rPr>
+                <w:rFonts w:ascii="Cascadia Mono" w:hAnsi="Cascadia Mono"/>
+                <w:color w:val="000000"/>
+                <w:sz w:val="18"/>
+                <w:szCs w:val="18"/>
+                <w:lang w:val="en-US"/>
+              </w:rPr>
+              <w:t>.</w:t>
+            </w:r>
+            <w:r>
+              <w:rPr>
+                <w:rFonts w:ascii="Cascadia Mono" w:hAnsi="Cascadia Mono"/>
+                <w:color w:val="74531F"/>
+                <w:sz w:val="18"/>
+                <w:szCs w:val="18"/>
+                <w:lang w:val="en-US"/>
+              </w:rPr>
+              <w:t>WriteLine</w:t>
+            </w:r>
+            <w:r>
+              <w:rPr>
+                <w:rFonts w:ascii="Cascadia Mono" w:hAnsi="Cascadia Mono"/>
+                <w:color w:val="000000"/>
+                <w:sz w:val="18"/>
+                <w:szCs w:val="18"/>
+                <w:lang w:val="en-US"/>
+              </w:rPr>
+              <w:t>(</w:t>
+            </w:r>
+            <w:r>
+              <w:rPr>
+                <w:rFonts w:ascii="Cascadia Mono" w:hAnsi="Cascadia Mono"/>
+                <w:color w:val="A31515"/>
+                <w:sz w:val="18"/>
+                <w:szCs w:val="18"/>
+                <w:lang w:val="en-US"/>
+              </w:rPr>
+              <w:t>"Total: "</w:t>
+            </w:r>
+            <w:r>
+              <w:rPr>
+                <w:rFonts w:ascii="Cascadia Mono" w:hAnsi="Cascadia Mono"/>
+                <w:color w:val="000000"/>
+                <w:sz w:val="18"/>
+                <w:szCs w:val="18"/>
+                <w:lang w:val="en-US"/>
+              </w:rPr>
+              <w:t xml:space="preserve"> + </w:t>
+            </w:r>
+            <w:r>
+              <w:rPr>
+                <w:rFonts w:ascii="Cascadia Mono" w:hAnsi="Cascadia Mono"/>
+                <w:color w:val="1F377F"/>
+                <w:sz w:val="18"/>
+                <w:szCs w:val="18"/>
+                <w:lang w:val="en-US"/>
+              </w:rPr>
+              <w:t>order</w:t>
+            </w:r>
+            <w:r>
+              <w:rPr>
+                <w:rFonts w:ascii="Cascadia Mono" w:hAnsi="Cascadia Mono"/>
+                <w:color w:val="000000"/>
+                <w:sz w:val="18"/>
+                <w:szCs w:val="18"/>
+                <w:lang w:val="en-US"/>
+              </w:rPr>
+              <w:t>.Total);</w:t>
+            </w:r>
+          </w:p>
+          <w:p>
+            <w:pPr>
+              <w:tabs>
+                <w:tab w:val="left" w:pos="916"/>
+                <w:tab w:val="left" w:pos="1832"/>
+                <w:tab w:val="left" w:pos="2748"/>
+                <w:tab w:val="left" w:pos="3664"/>
+                <w:tab w:val="left" w:pos="4580"/>
+                <w:tab w:val="left" w:pos="5496"/>
+                <w:tab w:val="left" w:pos="6412"/>
+                <w:tab w:val="left" w:pos="7328"/>
+                <w:tab w:val="left" w:pos="8244"/>
+                <w:tab w:val="left" w:pos="9160"/>
+                <w:tab w:val="left" w:pos="10076"/>
+                <w:tab w:val="left" w:pos="10992"/>
+                <w:tab w:val="left" w:pos="11908"/>
+                <w:tab w:val="left" w:pos="12824"/>
+                <w:tab w:val="left" w:pos="13740"/>
+                <w:tab w:val="left" w:pos="14656"/>
+              </w:tabs>
+              <w:rPr>
+                <w:rFonts w:ascii="Cascadia Mono" w:eastAsia="Times New Roman" w:hAnsi="Cascadia Mono" w:cs="Courier New"/>
+                <w:color w:val="000000"/>
+                <w:sz w:val="18"/>
+                <w:szCs w:val="18"/>
+                <w:lang w:val="en-US" w:eastAsia="ru-RU"/>
+              </w:rPr>
+            </w:pPr>
+          </w:p>
+          <w:p>
+            <w:pPr>
+              <w:pStyle w:val="HTML"/>
+              <w:rPr>
+                <w:rFonts w:ascii="Cascadia Mono" w:hAnsi="Cascadia Mono"/>
+                <w:color w:val="000000"/>
+                <w:sz w:val="18"/>
+                <w:szCs w:val="18"/>
+                <w:lang w:val="en-US"/>
+              </w:rPr>
+            </w:pPr>
+            <w:r>
+              <w:rPr>
+                <w:rFonts w:ascii="Cascadia Mono" w:hAnsi="Cascadia Mono"/>
+                <w:color w:val="0000FF"/>
+                <w:sz w:val="18"/>
+                <w:szCs w:val="18"/>
+                <w:lang w:val="en-US"/>
+              </w:rPr>
+              <w:t>private</w:t>
+            </w:r>
+            <w:r>
+              <w:rPr>
+                <w:rFonts w:ascii="Cascadia Mono" w:hAnsi="Cascadia Mono"/>
+                <w:color w:val="000000"/>
+                <w:sz w:val="18"/>
+                <w:szCs w:val="18"/>
+                <w:lang w:val="en-US"/>
+              </w:rPr>
+              <w:t xml:space="preserve"> </w:t>
+            </w:r>
+            <w:r>
+              <w:rPr>
+                <w:rFonts w:ascii="Cascadia Mono" w:hAnsi="Cascadia Mono"/>
+                <w:color w:val="0000FF"/>
+                <w:sz w:val="18"/>
+                <w:szCs w:val="18"/>
+                <w:lang w:val="en-US"/>
+              </w:rPr>
+              <w:t>static</w:t>
+            </w:r>
+            <w:r>
+              <w:rPr>
+                <w:rFonts w:ascii="Cascadia Mono" w:hAnsi="Cascadia Mono"/>
+                <w:color w:val="000000"/>
+                <w:sz w:val="18"/>
+                <w:szCs w:val="18"/>
+                <w:lang w:val="en-US"/>
+              </w:rPr>
+              <w:t xml:space="preserve"> </w:t>
+            </w:r>
+            <w:r>
+              <w:rPr>
+                <w:rFonts w:ascii="Cascadia Mono" w:hAnsi="Cascadia Mono"/>
+                <w:color w:val="0000FF"/>
+                <w:sz w:val="18"/>
+                <w:szCs w:val="18"/>
+                <w:lang w:val="en-US"/>
+              </w:rPr>
+              <w:t>void</w:t>
+            </w:r>
+            <w:r>
+              <w:rPr>
+                <w:rFonts w:ascii="Cascadia Mono" w:hAnsi="Cascadia Mono"/>
+                <w:color w:val="000000"/>
+                <w:sz w:val="18"/>
+                <w:szCs w:val="18"/>
+                <w:lang w:val="en-US"/>
+              </w:rPr>
+              <w:t xml:space="preserve"> </w:t>
+            </w:r>
+            <w:r>
+              <w:rPr>
+                <w:rFonts w:ascii="Cascadia Mono" w:hAnsi="Cascadia Mono"/>
+                <w:color w:val="74531F"/>
+                <w:sz w:val="18"/>
+                <w:szCs w:val="18"/>
+                <w:lang w:val="en-US"/>
+              </w:rPr>
+              <w:t>PrintExpressShipping</w:t>
+            </w:r>
+            <w:r>
+              <w:rPr>
+                <w:rFonts w:ascii="Cascadia Mono" w:hAnsi="Cascadia Mono"/>
+                <w:color w:val="000000"/>
+                <w:sz w:val="18"/>
+                <w:szCs w:val="18"/>
+                <w:lang w:val="en-US"/>
+              </w:rPr>
+              <w:t>(</w:t>
+            </w:r>
+            <w:r>
+              <w:rPr>
+                <w:rFonts w:ascii="Cascadia Mono" w:hAnsi="Cascadia Mono"/>
+                <w:color w:val="2B91AF"/>
+                <w:sz w:val="18"/>
+                <w:szCs w:val="18"/>
+                <w:lang w:val="en-US"/>
+              </w:rPr>
+              <w:t>Order</w:t>
+            </w:r>
+            <w:r>
+              <w:rPr>
+                <w:rFonts w:ascii="Cascadia Mono" w:hAnsi="Cascadia Mono"/>
+                <w:color w:val="000000"/>
+                <w:sz w:val="18"/>
+                <w:szCs w:val="18"/>
+                <w:lang w:val="en-US"/>
+              </w:rPr>
+              <w:t xml:space="preserve">? </w:t>
+            </w:r>
+            <w:r>
+              <w:rPr>
+                <w:rFonts w:ascii="Cascadia Mono" w:hAnsi="Cascadia Mono"/>
+                <w:color w:val="1F377F"/>
+                <w:sz w:val="18"/>
+                <w:szCs w:val="18"/>
+                <w:lang w:val="en-US"/>
+              </w:rPr>
+              <w:t>order</w:t>
+            </w:r>
+            <w:r>
+              <w:rPr>
+                <w:rFonts w:ascii="Cascadia Mono" w:hAnsi="Cascadia Mono"/>
+                <w:color w:val="000000"/>
+                <w:sz w:val="18"/>
+                <w:szCs w:val="18"/>
+                <w:lang w:val="en-US"/>
+              </w:rPr>
+              <w:t>)</w:t>
+            </w:r>
+            <w:r>
+              <w:rPr>
+                <w:rFonts w:ascii="Cascadia Mono" w:hAnsi="Cascadia Mono"/>
+                <w:color w:val="000000"/>
+                <w:sz w:val="18"/>
+                <w:szCs w:val="18"/>
+                <w:lang w:val="en-US"/>
+              </w:rPr>
+              <w:t xml:space="preserve"> </w:t>
+            </w:r>
+            <w:r>
+              <w:rPr>
+                <w:rFonts w:ascii="Cascadia Mono" w:hAnsi="Cascadia Mono"/>
+                <w:color w:val="000000"/>
+                <w:sz w:val="18"/>
+                <w:szCs w:val="18"/>
+                <w:lang w:val="en-US"/>
+              </w:rPr>
+              <w:t>=&gt;</w:t>
+            </w:r>
+          </w:p>
+          <w:p>
+            <w:pPr>
+              <w:tabs>
+                <w:tab w:val="left" w:pos="916"/>
+                <w:tab w:val="left" w:pos="1832"/>
+                <w:tab w:val="left" w:pos="2748"/>
+                <w:tab w:val="left" w:pos="3664"/>
+                <w:tab w:val="left" w:pos="4580"/>
+                <w:tab w:val="left" w:pos="5496"/>
+                <w:tab w:val="left" w:pos="6412"/>
+                <w:tab w:val="left" w:pos="7328"/>
+                <w:tab w:val="left" w:pos="8244"/>
+                <w:tab w:val="left" w:pos="9160"/>
+                <w:tab w:val="left" w:pos="10076"/>
+                <w:tab w:val="left" w:pos="10992"/>
+                <w:tab w:val="left" w:pos="11908"/>
+                <w:tab w:val="left" w:pos="12824"/>
+                <w:tab w:val="left" w:pos="13740"/>
+                <w:tab w:val="left" w:pos="14656"/>
+              </w:tabs>
+              <w:rPr>
+                <w:rFonts w:ascii="Cascadia Mono" w:eastAsia="Times New Roman" w:hAnsi="Cascadia Mono" w:cs="Courier New"/>
+                <w:color w:val="000000"/>
+                <w:sz w:val="18"/>
+                <w:szCs w:val="18"/>
+                <w:lang w:val="en-US" w:eastAsia="ru-RU"/>
+              </w:rPr>
+            </w:pPr>
+            <w:r>
+              <w:rPr>
+                <w:rFonts w:ascii="Cascadia Mono" w:eastAsia="Times New Roman" w:hAnsi="Cascadia Mono" w:cs="Courier New"/>
+                <w:color w:val="2B91AF"/>
+                <w:sz w:val="18"/>
+                <w:szCs w:val="18"/>
+                <w:lang w:val="en-US" w:eastAsia="ru-RU"/>
+              </w:rPr>
+              <w:t xml:space="preserve">   </w:t>
+            </w:r>
+            <w:r>
+              <w:rPr>
+                <w:rFonts w:ascii="Cascadia Mono" w:eastAsia="Times New Roman" w:hAnsi="Cascadia Mono" w:cs="Courier New"/>
+                <w:color w:val="2B91AF"/>
+                <w:sz w:val="18"/>
+                <w:szCs w:val="18"/>
+                <w:lang w:val="en-US" w:eastAsia="ru-RU"/>
+              </w:rPr>
+              <w:t>Console</w:t>
+            </w:r>
+            <w:r>
+              <w:rPr>
+                <w:rFonts w:ascii="Cascadia Mono" w:eastAsia="Times New Roman" w:hAnsi="Cascadia Mono" w:cs="Courier New"/>
+                <w:color w:val="000000"/>
+                <w:sz w:val="18"/>
+                <w:szCs w:val="18"/>
+                <w:lang w:val="en-US" w:eastAsia="ru-RU"/>
+              </w:rPr>
+              <w:t>.</w:t>
+            </w:r>
+            <w:r>
+              <w:rPr>
+                <w:rFonts w:ascii="Cascadia Mono" w:eastAsia="Times New Roman" w:hAnsi="Cascadia Mono" w:cs="Courier New"/>
+                <w:color w:val="74531F"/>
+                <w:sz w:val="18"/>
+                <w:szCs w:val="18"/>
+                <w:lang w:val="en-US" w:eastAsia="ru-RU"/>
+              </w:rPr>
+              <w:t>WriteLine</w:t>
+            </w:r>
+            <w:r>
+              <w:rPr>
+                <w:rFonts w:ascii="Cascadia Mono" w:eastAsia="Times New Roman" w:hAnsi="Cascadia Mono" w:cs="Courier New"/>
+                <w:color w:val="000000"/>
+                <w:sz w:val="18"/>
+                <w:szCs w:val="18"/>
+                <w:lang w:val="en-US" w:eastAsia="ru-RU"/>
+              </w:rPr>
+              <w:t>(</w:t>
+            </w:r>
+            <w:r>
+              <w:rPr>
+                <w:rFonts w:ascii="Cascadia Mono" w:eastAsia="Times New Roman" w:hAnsi="Cascadia Mono" w:cs="Courier New"/>
+                <w:color w:val="A31515"/>
+                <w:sz w:val="18"/>
+                <w:szCs w:val="18"/>
+                <w:lang w:val="en-US" w:eastAsia="ru-RU"/>
+              </w:rPr>
+              <w:t>"Express Shipping: "</w:t>
+            </w:r>
+            <w:r>
+              <w:rPr>
+                <w:rFonts w:ascii="Cascadia Mono" w:eastAsia="Times New Roman" w:hAnsi="Cascadia Mono" w:cs="Courier New"/>
+                <w:color w:val="000000"/>
+                <w:sz w:val="18"/>
+                <w:szCs w:val="18"/>
+                <w:lang w:val="en-US" w:eastAsia="ru-RU"/>
+              </w:rPr>
+              <w:t xml:space="preserve"> </w:t>
+            </w:r>
+            <w:r>
+              <w:rPr>
+                <w:rFonts w:ascii="Cascadia Mono" w:eastAsia="Times New Roman" w:hAnsi="Cascadia Mono" w:cs="Courier New"/>
+                <w:color w:val="000000"/>
+                <w:sz w:val="18"/>
+                <w:szCs w:val="18"/>
+                <w:lang w:val="en-US" w:eastAsia="ru-RU"/>
+              </w:rPr>
+              <w:t>(</w:t>
+            </w:r>
+            <w:r>
+              <w:rPr>
+                <w:rFonts w:ascii="Cascadia Mono" w:eastAsia="Times New Roman" w:hAnsi="Cascadia Mono" w:cs="Courier New"/>
+                <w:color w:val="1F377F"/>
+                <w:sz w:val="18"/>
+                <w:szCs w:val="18"/>
+                <w:lang w:val="en-US" w:eastAsia="ru-RU"/>
+              </w:rPr>
+              <w:t>order</w:t>
+            </w:r>
+            <w:r>
+              <w:rPr>
+                <w:rFonts w:ascii="Cascadia Mono" w:eastAsia="Times New Roman" w:hAnsi="Cascadia Mono" w:cs="Courier New"/>
+                <w:color w:val="000000"/>
+                <w:sz w:val="18"/>
+                <w:szCs w:val="18"/>
+                <w:lang w:val="en-US" w:eastAsia="ru-RU"/>
+              </w:rPr>
+              <w:t xml:space="preserve">.IsExpress ? </w:t>
+            </w:r>
+            <w:r>
+              <w:rPr>
+                <w:rFonts w:ascii="Cascadia Mono" w:eastAsia="Times New Roman" w:hAnsi="Cascadia Mono" w:cs="Courier New"/>
+                <w:color w:val="A31515"/>
+                <w:sz w:val="18"/>
+                <w:szCs w:val="18"/>
+                <w:lang w:val="en-US" w:eastAsia="ru-RU"/>
+              </w:rPr>
+              <w:t>"Yes"</w:t>
+            </w:r>
+            <w:r>
+              <w:rPr>
+                <w:rFonts w:ascii="Cascadia Mono" w:eastAsia="Times New Roman" w:hAnsi="Cascadia Mono" w:cs="Courier New"/>
+                <w:color w:val="000000"/>
+                <w:sz w:val="18"/>
+                <w:szCs w:val="18"/>
+                <w:lang w:val="en-US" w:eastAsia="ru-RU"/>
+              </w:rPr>
+              <w:t xml:space="preserve"> </w:t>
+            </w:r>
+            <w:r>
+              <w:rPr>
+                <w:rFonts w:ascii="Cascadia Mono" w:eastAsia="Times New Roman" w:hAnsi="Cascadia Mono" w:cs="Courier New"/>
+                <w:color w:val="000000"/>
+                <w:sz w:val="18"/>
+                <w:szCs w:val="18"/>
+                <w:lang w:val="en-US" w:eastAsia="ru-RU"/>
+              </w:rPr>
+              <w:t xml:space="preserve">: </w:t>
+            </w:r>
+            <w:r>
+              <w:rPr>
+                <w:rFonts w:ascii="Cascadia Mono" w:eastAsia="Times New Roman" w:hAnsi="Cascadia Mono" w:cs="Courier New"/>
+                <w:color w:val="A31515"/>
+                <w:sz w:val="18"/>
+                <w:szCs w:val="18"/>
+                <w:lang w:val="en-US" w:eastAsia="ru-RU"/>
+              </w:rPr>
+              <w:t>"No"</w:t>
+            </w:r>
+            <w:r>
+              <w:rPr>
+                <w:rFonts w:ascii="Cascadia Mono" w:eastAsia="Times New Roman" w:hAnsi="Cascadia Mono" w:cs="Courier New"/>
+                <w:color w:val="000000"/>
+                <w:sz w:val="18"/>
+                <w:szCs w:val="18"/>
+                <w:lang w:val="en-US" w:eastAsia="ru-RU"/>
+              </w:rPr>
+              <w:t>));</w:t>
+            </w:r>
+          </w:p>
+          <w:p>
+            <w:pPr>
+              <w:tabs>
+                <w:tab w:val="left" w:pos="916"/>
+                <w:tab w:val="left" w:pos="1832"/>
+                <w:tab w:val="left" w:pos="2748"/>
+                <w:tab w:val="left" w:pos="3664"/>
+                <w:tab w:val="left" w:pos="4580"/>
+                <w:tab w:val="left" w:pos="5496"/>
+                <w:tab w:val="left" w:pos="6412"/>
+                <w:tab w:val="left" w:pos="7328"/>
+                <w:tab w:val="left" w:pos="8244"/>
+                <w:tab w:val="left" w:pos="9160"/>
+                <w:tab w:val="left" w:pos="10076"/>
+                <w:tab w:val="left" w:pos="10992"/>
+                <w:tab w:val="left" w:pos="11908"/>
+                <w:tab w:val="left" w:pos="12824"/>
+                <w:tab w:val="left" w:pos="13740"/>
+                <w:tab w:val="left" w:pos="14656"/>
+              </w:tabs>
+              <w:rPr>
+                <w:rFonts w:ascii="Cascadia Mono" w:eastAsia="Times New Roman" w:hAnsi="Cascadia Mono" w:cs="Courier New"/>
+                <w:color w:val="000000"/>
+                <w:sz w:val="18"/>
+                <w:szCs w:val="18"/>
+                <w:lang w:val="en-US" w:eastAsia="ru-RU"/>
+              </w:rPr>
+            </w:pPr>
+            <w:r>
+              <w:rPr>
+                <w:rFonts w:ascii="Cascadia Mono" w:eastAsia="Times New Roman" w:hAnsi="Cascadia Mono" w:cs="Courier New"/>
+                <w:color w:val="000000"/>
+                <w:sz w:val="18"/>
+                <w:szCs w:val="18"/>
+                <w:lang w:val="en-US" w:eastAsia="ru-RU"/>
+              </w:rPr>
+              <w:t xml:space="preserve"> </w:t>
+            </w:r>
+          </w:p>
+          <w:p>
+            <w:pPr>
+              <w:tabs>
+                <w:tab w:val="left" w:pos="916"/>
+                <w:tab w:val="left" w:pos="1832"/>
+                <w:tab w:val="left" w:pos="2748"/>
+                <w:tab w:val="left" w:pos="3664"/>
+                <w:tab w:val="left" w:pos="4580"/>
+                <w:tab w:val="left" w:pos="5496"/>
+                <w:tab w:val="left" w:pos="6412"/>
+                <w:tab w:val="left" w:pos="7328"/>
+                <w:tab w:val="left" w:pos="8244"/>
+                <w:tab w:val="left" w:pos="9160"/>
+                <w:tab w:val="left" w:pos="10076"/>
+                <w:tab w:val="left" w:pos="10992"/>
+                <w:tab w:val="left" w:pos="11908"/>
+                <w:tab w:val="left" w:pos="12824"/>
+                <w:tab w:val="left" w:pos="13740"/>
+                <w:tab w:val="left" w:pos="14656"/>
+              </w:tabs>
+              <w:rPr>
+                <w:rFonts w:ascii="Cascadia Mono" w:eastAsia="Times New Roman" w:hAnsi="Cascadia Mono" w:cs="Courier New"/>
+                <w:color w:val="000000"/>
+                <w:sz w:val="18"/>
+                <w:szCs w:val="18"/>
+                <w:lang w:val="en-US" w:eastAsia="ru-RU"/>
+              </w:rPr>
+            </w:pPr>
+            <w:r>
+              <w:rPr>
+                <w:rFonts w:ascii="Cascadia Mono" w:eastAsia="Times New Roman" w:hAnsi="Cascadia Mono" w:cs="Courier New"/>
+                <w:color w:val="74531F"/>
+                <w:sz w:val="18"/>
+                <w:szCs w:val="18"/>
+                <w:lang w:val="en-US" w:eastAsia="ru-RU"/>
+              </w:rPr>
+              <w:t>PrintOrderId</w:t>
+            </w:r>
+            <w:r>
+              <w:rPr>
+                <w:rFonts w:ascii="Cascadia Mono" w:eastAsia="Times New Roman" w:hAnsi="Cascadia Mono" w:cs="Courier New"/>
+                <w:color w:val="000000"/>
+                <w:sz w:val="18"/>
+                <w:szCs w:val="18"/>
+                <w:lang w:val="en-US" w:eastAsia="ru-RU"/>
+              </w:rPr>
+              <w:t>(</w:t>
+            </w:r>
+            <w:r>
+              <w:rPr>
+                <w:rFonts w:ascii="Cascadia Mono" w:eastAsia="Times New Roman" w:hAnsi="Cascadia Mono" w:cs="Courier New"/>
+                <w:color w:val="1F377F"/>
+                <w:sz w:val="18"/>
+                <w:szCs w:val="18"/>
+                <w:lang w:val="en-US" w:eastAsia="ru-RU"/>
+              </w:rPr>
+              <w:t>order</w:t>
+            </w:r>
+            <w:r>
+              <w:rPr>
+                <w:rFonts w:ascii="Cascadia Mono" w:eastAsia="Times New Roman" w:hAnsi="Cascadia Mono" w:cs="Courier New"/>
+                <w:color w:val="000000"/>
+                <w:sz w:val="18"/>
+                <w:szCs w:val="18"/>
+                <w:lang w:val="en-US" w:eastAsia="ru-RU"/>
+              </w:rPr>
+              <w:t>);</w:t>
+            </w:r>
+          </w:p>
+          <w:p>
+            <w:pPr>
+              <w:pStyle w:val="HTML"/>
+              <w:rPr>
+                <w:rFonts w:ascii="Cascadia Mono" w:hAnsi="Cascadia Mono"/>
+                <w:color w:val="000000"/>
+                <w:sz w:val="18"/>
+                <w:szCs w:val="18"/>
+              </w:rPr>
+            </w:pPr>
+            <w:r>
+              <w:rPr>
+                <w:rFonts w:ascii="Cascadia Mono" w:hAnsi="Cascadia Mono"/>
+                <w:color w:val="74531F"/>
+                <w:sz w:val="18"/>
+                <w:szCs w:val="18"/>
+              </w:rPr>
+              <w:t>PrintTotal</w:t>
+            </w:r>
+            <w:r>
+              <w:rPr>
+                <w:rFonts w:ascii="Cascadia Mono" w:hAnsi="Cascadia Mono"/>
+                <w:color w:val="000000"/>
+                <w:sz w:val="18"/>
+                <w:szCs w:val="18"/>
+              </w:rPr>
+              <w:t>(</w:t>
+            </w:r>
+            <w:r>
+              <w:rPr>
+                <w:rFonts w:ascii="Cascadia Mono" w:hAnsi="Cascadia Mono"/>
+                <w:color w:val="1F377F"/>
+                <w:sz w:val="18"/>
+                <w:szCs w:val="18"/>
+              </w:rPr>
+              <w:t>order</w:t>
+            </w:r>
+            <w:r>
+              <w:rPr>
+                <w:rFonts w:ascii="Cascadia Mono" w:hAnsi="Cascadia Mono"/>
+                <w:color w:val="000000"/>
+                <w:sz w:val="18"/>
+                <w:szCs w:val="18"/>
+              </w:rPr>
+              <w:t>);</w:t>
+            </w:r>
+          </w:p>
+          <w:p>
+            <w:pPr>
+              <w:pStyle w:val="HTML"/>
+              <w:rPr>
+                <w:rFonts w:ascii="Cascadia Mono" w:hAnsi="Cascadia Mono"/>
+                <w:color w:val="000000"/>
+                <w:sz w:val="18"/>
+                <w:szCs w:val="18"/>
+              </w:rPr>
+            </w:pPr>
+            <w:r>
+              <w:rPr>
+                <w:rFonts w:ascii="Cascadia Mono" w:hAnsi="Cascadia Mono"/>
+                <w:color w:val="74531F"/>
+                <w:sz w:val="18"/>
+                <w:szCs w:val="18"/>
+              </w:rPr>
+              <w:t>PrintExpressShipping</w:t>
+            </w:r>
+            <w:r>
+              <w:rPr>
+                <w:rFonts w:ascii="Cascadia Mono" w:hAnsi="Cascadia Mono"/>
+                <w:color w:val="000000"/>
+                <w:sz w:val="18"/>
+                <w:szCs w:val="18"/>
+              </w:rPr>
+              <w:t>(</w:t>
+            </w:r>
+            <w:r>
+              <w:rPr>
+                <w:rFonts w:ascii="Cascadia Mono" w:hAnsi="Cascadia Mono"/>
+                <w:color w:val="1F377F"/>
+                <w:sz w:val="18"/>
+                <w:szCs w:val="18"/>
+              </w:rPr>
+              <w:t>order</w:t>
+            </w:r>
+            <w:r>
+              <w:rPr>
+                <w:rFonts w:ascii="Cascadia Mono" w:hAnsi="Cascadia Mono"/>
+                <w:color w:val="000000"/>
+                <w:sz w:val="18"/>
+                <w:szCs w:val="18"/>
+              </w:rPr>
+              <w:t>);</w:t>
+            </w:r>
+            <w:r>
+              <w:rPr>
+                <w:rFonts w:ascii="Cascadia Mono" w:hAnsi="Cascadia Mono"/>
+                <w:color w:val="000000"/>
+                <w:sz w:val="18"/>
+                <w:szCs w:val="18"/>
+                <w:lang w:val="en-US"/>
+              </w:rPr>
+              <w:t xml:space="preserve">  </w:t>
+            </w:r>
+          </w:p>
+          <w:p>
+            <w:pPr>
+              <w:rPr>
+                <w:lang w:val="en-US"/>
+              </w:rPr>
+            </w:pPr>
           </w:p>
         </w:tc>
       </w:tr>
@@ -2156,15 +3648,7 @@
             <w:tcW w:w="442" w:type="dxa"/>
           </w:tcPr>
           <w:p>
-            <w:pPr>
-              <w:rPr>
-                <w:lang w:val="en-US"/>
-              </w:rPr>
-            </w:pPr>
-            <w:r>
-              <w:rPr>
-                <w:lang w:val="en-US"/>
-              </w:rPr>
+            <w:r>
               <w:t>7</w:t>
             </w:r>
           </w:p>
@@ -2193,7 +3677,10 @@
           <w:tcPr>
             <w:tcW w:w="5654" w:type="dxa"/>
           </w:tcPr>
-          <w:p/>
+          <w:p>
+            <w:bookmarkStart w:id="0" w:name="_GoBack"/>
+            <w:bookmarkEnd w:id="0"/>
+          </w:p>
         </w:tc>
         <w:tc>
           <w:tcPr>
@@ -2841,6 +4328,16 @@
       <w:lang w:eastAsia="ru-RU"/>
     </w:rPr>
   </w:style>
+  <w:style w:type="paragraph" w:styleId="a8">
+    <w:name w:val="Revision"/>
+    <w:hidden/>
+    <w:uiPriority w:val="99"/>
+    <w:semiHidden/>
+    <w:rsid w:val="00C4287D"/>
+    <w:pPr>
+      <w:spacing w:after="0" w:line="240" w:lineRule="auto"/>
+    </w:pPr>
+  </w:style>
 </w:styles>
 </file>
 
